--- a/Periodicals/JF/Volume 80, Issue 2/Simplicity and Risk/Simplicity and Risk_output.docx
+++ b/Periodicals/JF/Volume 80, Issue 2/Simplicity and Risk/Simplicity and Risk_output.docx
@@ -27,12 +27,18 @@
     </w:p>
     <w:p>
       <w:r>
-        <w:t>AI标题: 认知负荷定价机制：风险决策复杂性溢价研究</w:t>
+        <w:t xml:space="preserve">AI标题: 复杂性厌恶驱动风险溢价异常：认知能力异质性视角  </w:t>
+        <w:br/>
+        <w:br/>
+        <w:t xml:space="preserve">决策简化偏好重构风险定价：行为金融模型新维度  </w:t>
+        <w:br/>
+        <w:br/>
+        <w:t>风险决策复杂性成本显性化：统计套利模型边界突破</w:t>
       </w:r>
     </w:p>
     <w:p>
       <w:r>
-        <w:t>AI精炼: **风险决策中的"偷懒心理"：当复杂选项逼疯打工人**  这篇行为经济学论文揭开了风险决策中一个被忽视的真相：人们会为"少动脑子"多付钱。传统模型总假设我们是精明的计算器，用期望效用理论、前景理论等公式权衡得失。但作者发现，当选择变复杂时（比如彩票结果从2种变成16种），即便数学期望相同，实验参与者仍愿多付54%的风险溢价——这相当于为"少算几个数字"买单。更反常识的是，高智商群体在简单选择中与常人无异，但遇到复杂选项时立即显露"脑力优势"，犯错率显著更低。通过设计复杂度递增的实验彩票，研究者构建了"简单性偏好"模型：决策效用=传统计算值-复杂度惩罚值。这套理论不仅解释了为何金融产品越复杂越难卖，更为政策设计指明新方向——降低选项复杂度可能比改变收益率更有效。</w:t>
+        <w:t>AI精炼: 该论文研究行为经济学中的风险决策领域，探讨传统模型（如预期效用理论、累积前景理论等）未能解释的"决策简化偏好"问题——即人们在复杂风险选项（如多结果彩票）中更倾向于简单选项的现象。作者通过理论建模和实验发现，当彩票结果数量增加时，即使保持均值、方差等统计特征不变，人们仍会表现出更高的风险溢价和更频繁的"优势原则违背"，且这种复杂性厌恶与认知能力相关。为解决传统模型无法捕捉这一行为的局限，作者提出"简单性偏好"理论框架，将决策视为期望效用与复杂性成本的权衡，并通过公理化方法证明其独特性。实验设计通过控制彩票结果数量与统计特征，结合认知能力测试，验证了该理论对现有模型的补充性和解释力。</w:t>
       </w:r>
     </w:p>
     <w:p>
@@ -42,17 +48,17 @@
     </w:p>
     <w:p>
       <w:r>
-        <w:t>简单性偏好模型</w:t>
+        <w:t>简单性偏好理论</w:t>
       </w:r>
     </w:p>
     <w:p>
       <w:r>
-        <w:t>复杂度惩罚函数</w:t>
+        <w:t>复杂性成本函数</w:t>
       </w:r>
     </w:p>
     <w:p>
       <w:r>
-        <w:t>确定性等价物测量</w:t>
+        <w:t>多结果彩票设计</w:t>
       </w:r>
     </w:p>
     <w:p>
@@ -62,35 +68,45 @@
     </w:p>
     <w:p>
       <w:r>
-        <w:t>多价格列表法</w:t>
+        <w:t>风险溢价分解模型</w:t>
       </w:r>
     </w:p>
     <w:p>
       <w:r>
-        <w:t>差异中差异公理</w:t>
+        <w:t>累积前景理论验证</w:t>
       </w:r>
     </w:p>
     <w:p>
       <w:r>
-        <w:t>风险溢价递增效应</w:t>
+        <w:t>优势原则违背效应</w:t>
       </w:r>
     </w:p>
     <w:p>
       <w:r>
-        <w:t>认知负荷定价机制</w:t>
+        <w:t>统计套利模型边界</w:t>
       </w:r>
     </w:p>
     <w:p>
       <w:r>
-        <w:t>学术要点: 学术要点 1：简洁偏好（Simplicity Preference）|||在风险决策中，个体对结果数量更少的彩票表现出系统性偏好，这种偏好独立于传统风险态度，通过复杂性成本函数量化。|||</w:t>
+        <w:t>学术要点: 学术要点 1：差异中的差异复杂性厌恶（Differences-in-Differences Complexity Aversion）|||</w:t>
         <w:br/>
-        <w:t>学术要点 2：复杂性成本函数（Complexity Cost Function）|||以彩票结果数量为自变量的单调递增函数，在效用计算中直接扣除，反映认知处理复杂性的心理成本。|||</w:t>
+        <w:t>通过构造复杂度相等的对照彩票，验证复杂彩票吸引力相对提升的核心公理，揭示复杂性厌恶的分离效应。|||</w:t>
         <w:br/>
-        <w:t>学术要点 3：差异中的差异复杂性厌恶（Differences-in-Differences Complexity Aversion）|||核心行为公理，表明消除复杂性差异时，复杂彩票的吸引力提升幅度显著高于简单彩票，体现复杂性偏好的非线性和叠加特性。|||</w:t>
+        <w:t>学术要点 2：认知层级表示（Cognitive Tiers Representation）|||</w:t>
         <w:br/>
-        <w:t>学术要点 4：认知层级表示（Cognitive Tiers Representation）|||将复杂性维度扩展为离散/连续的认知层级，允许不同描述形式（如数学表达式、专业术语）产生异质性复杂性效应。|||</w:t>
+        <w:t>将复杂性度量扩展至计算步骤数、语言复杂度等非风险维度，建立跨领域统一分析框架的广义模型。|||</w:t>
         <w:br/>
-        <w:t>学术要点 5：随机简洁性卢斯模型（Stochastic Simplicity Luce Model）|||通过log-convex响应函数将简洁偏好随机化，预测复杂性增加时选择噪声扩大和层级内一阶随机优势违背频率上升。</w:t>
+        <w:t>学术要点 3：复杂性成本函数（Complexity Cost Function）|||</w:t>
+        <w:br/>
+        <w:t>以结果数量为自变量的单调递增函数，直接修正期望效用计算，导致风险溢价测量偏误的理论建模方法。|||</w:t>
+        <w:br/>
+        <w:t>学术要点 4：熵成本与结果数量效应（Entropy Cost vs. Outcome Cardinality）|||</w:t>
+        <w:br/>
+        <w:t>实证证伪传统熵理论解释，揭示决策者更敏感于离散结果数量而非连续概率分布的认知机制。|||</w:t>
+        <w:br/>
+        <w:t>学术要点 5：概率加权不变性（Probability Weighting Invariance）|||</w:t>
+        <w:br/>
+        <w:t>通过分复杂度层级拟合模型，发现概率扭曲参数保持稳定，否定复杂度依赖权重调整的传统解释路径。</w:t>
       </w:r>
     </w:p>
     <w:p>
@@ -131,7 +147,7 @@
     </w:p>
     <w:p>
       <w:r>
-        <w:t>该图展示了实验参与者风险溢价随决策复杂性增加而上升的趋势。</w:t>
+        <w:t>该图呈现实验数据，显示风险溢价随决策复杂度上升而增加的趋势。</w:t>
       </w:r>
     </w:p>
     <w:p>
@@ -172,7 +188,7 @@
     </w:p>
     <w:p>
       <w:r>
-        <w:t>该图可能展示了不同复杂性下参与者风险溢价变化及认知能力差异的实验结果。</w:t>
+        <w:t>图片展示了不同复杂性条件下参与者风险溢价变化及决策偏差实验结果。</w:t>
       </w:r>
     </w:p>
     <w:p>
@@ -213,7 +229,7 @@
     </w:p>
     <w:p>
       <w:r>
-        <w:t>该图可能呈现实验数据，展示随着决策复杂度增加，参与者的风险溢价及违背理性选择原则的比例变化趋势。</w:t>
+        <w:t>图表展示实验参与者风险溢价随复杂性增加而上升的趋势。</w:t>
       </w:r>
     </w:p>
     <w:p>
@@ -254,7 +270,7 @@
     </w:p>
     <w:p>
       <w:r>
-        <w:t>该图片可能呈现实验数据，展示风险决策中复杂性增加对个体选择偏好及风险溢价的影响趋势。</w:t>
+        <w:t>图片展示了实验设计中不同复杂度风险决策任务的对比示意图。</w:t>
       </w:r>
     </w:p>
     <w:p>
@@ -295,7 +311,7 @@
     </w:p>
     <w:p>
       <w:r>
-        <w:t>该图呈现实验参与者风险溢价随选择复杂性增加而上升的趋势。</w:t>
+        <w:t>该图展示了实验结果：风险决策中复杂性增加导致风险溢价上升及优势性违规增多。</w:t>
       </w:r>
     </w:p>
     <w:p>
